--- a/projects/valuepickr-open-screen/docs/Sky Gold Ltd.docx
+++ b/projects/valuepickr-open-screen/docs/Sky Gold Ltd.docx
@@ -3070,6 +3070,187 @@
           <w:szCs w:val="18"/>
         </w:rPr>
         <w:t xml:space="preserve">This is independent research and analysis for informational purposes only, not personalized financial or investment advice. Past multi-bagger performance and forum/social sentiment are not indicators of future returns. Do your own due diligence before investing.</w:t>
+      </w:r>
+    </w:p>
+    <w:p/>
+    <w:p>
+      <w:r>
+        <w:rPr>
+          <w:b/>
+          <w:sz w:val="28"/>
+        </w:rPr>
+        <w:t>🔄 RESEARCH UPDATE - 2026-10-05</w:t>
+      </w:r>
+    </w:p>
+    <w:p>
+      <w:r>
+        <w:rPr>
+          <w:b/>
+        </w:rPr>
+        <w:t>📊 Key Metrics:</w:t>
+      </w:r>
+    </w:p>
+    <w:p>
+      <w:pPr>
+        <w:ind w:left="360"/>
+      </w:pPr>
+      <w:r>
+        <w:t xml:space="preserve">  • Company: Sky Gold &amp; Diamonds Ltd (Sky Gold Ltd)</w:t>
+      </w:r>
+    </w:p>
+    <w:p>
+      <w:pPr>
+        <w:ind w:left="360"/>
+      </w:pPr>
+      <w:r>
+        <w:t xml:space="preserve">  • Conviction: Medium</w:t>
+      </w:r>
+    </w:p>
+    <w:p>
+      <w:pPr>
+        <w:ind w:left="360"/>
+      </w:pPr>
+      <w:r>
+        <w:t xml:space="preserve">  • Thesis: 10x-in-2-3-years</w:t>
+      </w:r>
+    </w:p>
+    <w:p>
+      <w:pPr>
+        <w:ind w:left="360"/>
+      </w:pPr>
+      <w:r>
+        <w:t xml:space="preserve">  • 4-Box Score: 2.5</w:t>
+      </w:r>
+    </w:p>
+    <w:p>
+      <w:pPr>
+        <w:ind w:left="360"/>
+      </w:pPr>
+      <w:r>
+        <w:t xml:space="preserve">  • Research Date: 2026-09-08</w:t>
+      </w:r>
+    </w:p>
+    <w:p>
+      <w:pPr>
+        <w:ind w:left="360"/>
+      </w:pPr>
+      <w:r>
+        <w:t xml:space="preserve">  • Red Flag: None</w:t>
+      </w:r>
+    </w:p>
+    <w:p/>
+    <w:p>
+      <w:r>
+        <w:rPr>
+          <w:b/>
+        </w:rPr>
+        <w:t>📝 Verdict:</w:t>
+      </w:r>
+    </w:p>
+    <w:p>
+      <w:pPr>
+        <w:ind w:left="360"/>
+      </w:pPr>
+      <w:r>
+        <w:t>A genuine B2B jewellery scale-up whose Q1FY27 print starts to close the cash-conversion gap the community had flagged, still to be confirmed over more quarters and against a rich multiple</w:t>
+      </w:r>
+    </w:p>
+    <w:p/>
+    <w:p>
+      <w:r>
+        <w:rPr>
+          <w:b/>
+        </w:rPr>
+        <w:t>📈 Bull Case:</w:t>
+      </w:r>
+    </w:p>
+    <w:p>
+      <w:pPr>
+        <w:ind w:left="360"/>
+      </w:pPr>
+      <w:r>
+        <w:t>Q1FY27 delivered on the community's own checklist: PAT &gt;Rs 100 Cr, operating cash flow positive for the first time, advance-gold mix rising toward ~20%</w:t>
+      </w:r>
+    </w:p>
+    <w:p>
+      <w:pPr>
+        <w:ind w:left="360"/>
+      </w:pPr>
+      <w:r>
+        <w:t>Real, specific growth targets (~Rs 8,100 Cr FY27 revenue, 30-35% sustainable growth) reiterated across concalls without further equity dilution; capacity at only ~60% util, sufficient to 2028</w:t>
+      </w:r>
+    </w:p>
+    <w:p>
+      <w:pPr>
+        <w:ind w:left="360"/>
+      </w:pPr>
+      <w:r>
+        <w:t>Advance-gold model structurally lowers inventory funding and receivable intensity - the mechanism that fixes the cash-conversion problem, and it is visibly ramping</w:t>
+      </w:r>
+    </w:p>
+    <w:p>
+      <w:pPr>
+        <w:ind w:left="360"/>
+      </w:pPr>
+      <w:r>
+        <w:t>A trusted user explicitly called the promoter-selling episode a buying opportunity with business economics intact; promoter holding 51.74% with zero pledge</w:t>
+      </w:r>
+    </w:p>
+    <w:p>
+      <w:pPr>
+        <w:ind w:left="360"/>
+      </w:pPr>
+      <w:r>
+        <w:t>MCX hedging and 15-day repricing genuinely mitigate gold-price volatility in the making-charge model</w:t>
+      </w:r>
+    </w:p>
+    <w:p/>
+    <w:p>
+      <w:r>
+        <w:rPr>
+          <w:b/>
+        </w:rPr>
+        <w:t>📉 Bear Case:</w:t>
+      </w:r>
+    </w:p>
+    <w:p>
+      <w:pPr>
+        <w:ind w:left="360"/>
+      </w:pPr>
+      <w:r>
+        <w:t>One quarter of positive operating cash flow is not a trend; FY25 OCF was -Rs 273 Cr and gross debt is still ~Rs 540 Cr</w:t>
+      </w:r>
+    </w:p>
+    <w:p>
+      <w:pPr>
+        <w:ind w:left="360"/>
+      </w:pPr>
+      <w:r>
+        <w:t>EBITDA margin is thin (~7.8%) - the model depends on volume, mix and working-capital discipline all going right simultaneously</w:t>
+      </w:r>
+    </w:p>
+    <w:p>
+      <w:pPr>
+        <w:ind w:left="360"/>
+      </w:pPr>
+      <w:r>
+        <w:t>The Feb-2026 receivables concern (&gt;Rs 600 Cr, a disputed Gensol comparison) is improving but not fully retired; quality-of-earnings still warrants quarter-by-quarter tracking</w:t>
+      </w:r>
+    </w:p>
+    <w:p>
+      <w:pPr>
+        <w:ind w:left="360"/>
+      </w:pPr>
+      <w:r>
+        <w:t>Stock trades at ~36x earnings, pricing in continued flawless 30%+ growth and the cash-conversion turn holding</w:t>
+      </w:r>
+    </w:p>
+    <w:p>
+      <w:pPr>
+        <w:ind w:left="360"/>
+      </w:pPr>
+      <w:r>
+        <w:t>Poorly-managed concalls around the 2025 promoter-selling episode dented confidence in IR discipline; no trusted user has disclosed a position size in favour</w:t>
       </w:r>
     </w:p>
     <w:sectPr>
